--- a/edukacja-muzyczna-szkola-podstawowa/scenariusze/Scenariusze-lekcji.docx
+++ b/edukacja-muzyczna-szkola-podstawowa/scenariusze/Scenariusze-lekcji.docx
@@ -34,6 +34,32 @@
           <w:szCs w:val="26"/>
         </w:rPr>
         <w:t xml:space="preserve">Szkoła podstawowa – klasy 1–3, 4–7 oraz chór / koło wokalne</w:t>
+      </w:r>
+    </w:p>
+    <w:p>
+      <w:pPr>
+        <w:spacing w:after="100"/>
+      </w:pPr>
+      <w:r>
+        <w:rPr>
+          <w:i/>
+          <w:iCs/>
+        </w:rPr>
+        <w:t xml:space="preserve">Opracowanie: </w:t>
+      </w:r>
+      <w:r>
+        <w:rPr>
+          <w:i/>
+          <w:iCs/>
+        </w:rPr>
+        <w:t xml:space="preserve">Mateusz Pichal</w:t>
+      </w:r>
+      <w:r>
+        <w:rPr>
+          <w:i/>
+          <w:iCs/>
+        </w:rPr>
+        <w:t xml:space="preserve">.</w:t>
       </w:r>
     </w:p>
     <w:p>
